--- a/DBTUNING/ch28_경고메트릭_상시모니터링/ch28_실습문제_추가서술형.docx
+++ b/DBTUNING/ch28_경고메트릭_상시모니터링/ch28_실습문제_추가서술형.docx
@@ -7,7 +7,7 @@
         <w:pStyle w:val="Heading1"/>
       </w:pPr>
       <w:r>
-        <w:t>제12장  경고·메트릭 기반 상시 모니터링 — 추가 실습문제 (서술형·문제해결형·진단절차형)</w:t>
+        <w:t>제ch28  경고·메트릭 기반 상시 모니터링 — 추가 실습문제 (서술형·문제해결형·진단절차형)</w:t>
       </w:r>
     </w:p>
     <w:p>
@@ -135,7 +135,7 @@
     </w:p>
     <w:p>
       <w:r>
-        <w:t>[추가-08] ADMIN 32장이 다룬 범위와 이 장(12장)이 무엇을 한 단계 더 다루는지 구분해 설명하라.</w:t>
+        <w:t>[추가-08] ADMIN 32장이 다룬 범위와 이 장(ch28)이 무엇을 한 단계 더 다루는지 구분해 설명하라.</w:t>
       </w:r>
     </w:p>
     <w:p>

--- a/DBTUNING/ch28_경고메트릭_상시모니터링/ch28_실습문제_추가서술형.docx
+++ b/DBTUNING/ch28_경고메트릭_상시모니터링/ch28_실습문제_추가서술형.docx
@@ -7,7 +7,7 @@
         <w:pStyle w:val="Heading1"/>
       </w:pPr>
       <w:r>
-        <w:t>제ch28  경고·메트릭 기반 상시 모니터링 — 추가 실습문제 (서술형·문제해결형·진단절차형)</w:t>
+        <w:t>ch28  경고·메트릭 기반 상시 모니터링 — 추가 실습문제 (서술형·문제해결형·진단절차형)</w:t>
       </w:r>
     </w:p>
     <w:p>
